--- a/_build/docx/03_Внедрение_и_коллектив/3_Протокол_собрания_отдела.docx
+++ b/_build/docx/03_Внедрение_и_коллектив/3_Протокол_собрания_отдела.docx
@@ -75,7 +75,7 @@
         <w:rPr>
           <w:rFonts w:ascii="Times New Roman" w:hAnsi="Times New Roman"/>
         </w:rPr>
-        <w:t xml:space="preserve"> Иванюк В.С., [Конструктор 1], [Архитектор 1], _______________</w:t>
+        <w:t xml:space="preserve"> Иванюк В.С., Шука А.С., Горбач Д.О., _______________</w:t>
       </w:r>
     </w:p>
     <w:p>
@@ -444,7 +444,7 @@
                 <w:rFonts w:ascii="Times New Roman" w:hAnsi="Times New Roman"/>
                 <w:sz w:val="22"/>
               </w:rPr>
-              <w:t>[Конструктор 1]</w:t>
+              <w:t>Шука А.С.</w:t>
             </w:r>
           </w:p>
         </w:tc>
@@ -466,7 +466,7 @@
                 <w:rFonts w:ascii="Times New Roman" w:hAnsi="Times New Roman"/>
                 <w:sz w:val="22"/>
               </w:rPr>
-              <w:t>[Архитектор 1]</w:t>
+              <w:t>Горбач Д.О.</w:t>
             </w:r>
           </w:p>
         </w:tc>
